--- a/SIM-Tema-4/Actividad 4.1 Mapa Mental_CynthiaMorales_SIM_7ISCM.docx
+++ b/SIM-Tema-4/Actividad 4.1 Mapa Mental_CynthiaMorales_SIM_7ISCM.docx
@@ -2,6 +2,8 @@
 <file path=word/document.xml><?xml version="1.0" encoding="utf-8"?>
 <w:document xmlns:wpc="http://schemas.microsoft.com/office/word/2010/wordprocessingCanvas" xmlns:cx="http://schemas.microsoft.com/office/drawing/2014/chartex" xmlns:cx1="http://schemas.microsoft.com/office/drawing/2015/9/8/chartex" xmlns:cx2="http://schemas.microsoft.com/office/drawing/2015/10/21/chartex" xmlns:cx3="http://schemas.microsoft.com/office/drawing/2016/5/9/chartex" xmlns:cx4="http://schemas.microsoft.com/office/drawing/2016/5/10/chartex" xmlns:cx5="http://schemas.microsoft.com/office/drawing/2016/5/11/chartex" xmlns:cx6="http://schemas.microsoft.com/office/drawing/2016/5/12/chartex" xmlns:cx7="http://schemas.microsoft.com/office/drawing/2016/5/13/chartex" xmlns:cx8="http://schemas.microsoft.com/office/drawing/2016/5/14/chartex" xmlns:mc="http://schemas.openxmlformats.org/markup-compatibility/2006" xmlns:aink="http://schemas.microsoft.com/office/drawing/2016/ink" xmlns:am3d="http://schemas.microsoft.com/office/drawing/2017/model3d" xmlns:o="urn:schemas-microsoft-com:office:office" xmlns:oel="http://schemas.microsoft.com/office/2019/extlst" xmlns:r="http://schemas.openxmlformats.org/officeDocument/2006/relationships" xmlns:m="http://schemas.openxmlformats.org/officeDocument/2006/math" xmlns:v="urn:schemas-microsoft-com:vml" xmlns:wp14="http://schemas.microsoft.com/office/word/2010/wordprocessingDrawing" xmlns:wp="http://schemas.openxmlformats.org/drawingml/2006/wordprocessingDrawing" xmlns:w10="urn:schemas-microsoft-com:office:word" xmlns:w="http://schemas.openxmlformats.org/wordprocessingml/2006/main" xmlns:w14="http://schemas.microsoft.com/office/word/2010/wordml" xmlns:w15="http://schemas.microsoft.com/office/word/2012/wordml" xmlns:w16cex="http://schemas.microsoft.com/office/word/2018/wordml/cex" xmlns:w16cid="http://schemas.microsoft.com/office/word/2016/wordml/cid" xmlns:w16="http://schemas.microsoft.com/office/word/2018/wordml" xmlns:w16sdtdh="http://schemas.microsoft.com/office/word/2020/wordml/sdtdatahash" xmlns:w16se="http://schemas.microsoft.com/office/word/2015/wordml/symex" xmlns:wpg="http://schemas.microsoft.com/office/word/2010/wordprocessingGroup" xmlns:wpi="http://schemas.microsoft.com/office/word/2010/wordprocessingInk" xmlns:wne="http://schemas.microsoft.com/office/word/2006/wordml" xmlns:wps="http://schemas.microsoft.com/office/word/2010/wordprocessingShape" mc:Ignorable="w14 w15 w16se w16cid w16 w16cex w16sdtdh wp14">
   <w:body>
+    <w:bookmarkStart w:id="0" w:name="_Hlk241763050"/>
+    <w:bookmarkEnd w:id="0"/>
     <w:p>
       <w:pPr>
         <w:jc w:val="center"/>
@@ -13,8 +15,6 @@
           <w:szCs w:val="28"/>
         </w:rPr>
       </w:pPr>
-      <w:bookmarkStart w:id="0" w:name="_Hlk241763050"/>
-      <w:bookmarkEnd w:id="0"/>
       <w:r>
         <w:rPr>
           <w:noProof/>
@@ -743,7 +743,6 @@
           <w:szCs w:val="28"/>
         </w:rPr>
       </w:pPr>
-      <w:proofErr w:type="spellStart"/>
       <w:r>
         <w:rPr>
           <w:rFonts w:cs="Arial"/>
@@ -754,12 +753,33 @@
       </w:r>
       <w:r>
         <w:rPr>
+          <w:rFonts w:cs="Arial"/>
           <w:sz w:val="28"/>
           <w:szCs w:val="28"/>
         </w:rPr>
-        <w:t>Mnetal</w:t>
+        <w:t xml:space="preserve"> </w:t>
       </w:r>
-      <w:proofErr w:type="spellEnd"/>
+      <w:r>
+        <w:rPr>
+          <w:sz w:val="28"/>
+          <w:szCs w:val="28"/>
+        </w:rPr>
+        <w:t>M</w:t>
+      </w:r>
+      <w:r>
+        <w:rPr>
+          <w:sz w:val="28"/>
+          <w:szCs w:val="28"/>
+        </w:rPr>
+        <w:t>en</w:t>
+      </w:r>
+      <w:r>
+        <w:rPr>
+          <w:sz w:val="28"/>
+          <w:szCs w:val="28"/>
+        </w:rPr>
+        <w:t>tal</w:t>
+      </w:r>
     </w:p>
     <w:p>
       <w:pPr>
@@ -923,7 +943,6 @@
         </w:rPr>
         <w:t xml:space="preserve"> </w:t>
       </w:r>
-      <w:proofErr w:type="gramStart"/>
       <w:r>
         <w:rPr>
           <w:rFonts w:cs="Arial"/>
@@ -932,6 +951,24 @@
         </w:rPr>
         <w:t xml:space="preserve">A </w:t>
       </w:r>
+      <w:r>
+        <w:rPr>
+          <w:rFonts w:cs="Arial"/>
+          <w:sz w:val="28"/>
+          <w:szCs w:val="28"/>
+        </w:rPr>
+        <w:t xml:space="preserve">20 de </w:t>
+      </w:r>
+      <w:proofErr w:type="spellStart"/>
+      <w:r>
+        <w:rPr>
+          <w:rFonts w:cs="Arial"/>
+          <w:sz w:val="28"/>
+          <w:szCs w:val="28"/>
+        </w:rPr>
+        <w:t>septiembre</w:t>
+      </w:r>
+      <w:proofErr w:type="spellEnd"/>
       <w:r>
         <w:rPr>
           <w:sz w:val="28"/>
@@ -945,16 +982,7 @@
           <w:sz w:val="28"/>
           <w:szCs w:val="28"/>
         </w:rPr>
-        <w:t>de</w:t>
-      </w:r>
-      <w:proofErr w:type="gramEnd"/>
-      <w:r>
-        <w:rPr>
-          <w:rFonts w:cs="Arial"/>
-          <w:sz w:val="28"/>
-          <w:szCs w:val="28"/>
-        </w:rPr>
-        <w:t xml:space="preserve"> 2026</w:t>
+        <w:t>de 2026</w:t>
       </w:r>
       <w:r>
         <w:rPr>
@@ -990,7 +1018,15 @@
     </w:p>
     <w:p>
       <w:r>
-        <w:t xml:space="preserve">Conocer los lenguajes de simulación y los simuladores es importante porque ayuda a analizar procesos, detectar problemas y comparar alternativas antes de aplicarlas en la realidad. Por ejemplo, una empresa puede estudiar cómo reducir el tiempo de espera de sus clientes o cómo mantener suficientes productos en inventario sin aumentar innecesariamente los costos. El mapa mental organiza los conceptos principales de la unidad y muestra la relación entre las herramientas de simulación, sus aplicaciones prácticas y las pruebas utilizadas para revisar la </w:t>
+        <w:t xml:space="preserve">Conocer los lenguajes de simulación y los simuladores es importante porque ayuda a analizar procesos, detectar problemas y comparar alternativas antes de aplicarlas en la realidad. Por ejemplo, una empresa puede estudiar cómo reducir el tiempo de espera de sus clientes o cómo mantener suficientes productos en inventario sin aumentar innecesariamente los costos. El mapa mental organiza los conceptos principales de la unidad y muestra la relación entre las herramientas de simulación, sus aplicaciones prácticas y las pruebas utilizadas para </w:t>
+      </w:r>
+      <w:proofErr w:type="spellStart"/>
+      <w:r>
+        <w:t>revisar</w:t>
+      </w:r>
+      <w:proofErr w:type="spellEnd"/>
+      <w:r>
+        <w:t xml:space="preserve"> la </w:t>
       </w:r>
       <w:proofErr w:type="spellStart"/>
       <w:r>
@@ -1131,8 +1167,13 @@
         <w:pStyle w:val="Ttulo1"/>
       </w:pPr>
       <w:r>
-        <w:t>Referencias de internet</w:t>
+        <w:t xml:space="preserve">Fuentes de </w:t>
       </w:r>
+      <w:proofErr w:type="spellStart"/>
+      <w:r>
+        <w:t>información</w:t>
+      </w:r>
+      <w:proofErr w:type="spellEnd"/>
     </w:p>
     <w:p>
       <w:pPr>
@@ -1201,6 +1242,26 @@
         </w:rPr>
         <w:t>https://www.scielo.org.mx/scielo.php?pid=S1405-55462023000300835&amp;script=sci_arttext</w:t>
       </w:r>
+    </w:p>
+    <w:p/>
+    <w:p/>
+    <w:p>
+      <w:pPr>
+        <w:ind w:firstLine="720"/>
+      </w:pPr>
+      <w:r>
+        <w:t>ANEXO LINK DE LA ACTIVIDAD SOLICITADA Y ENVIADA POR GITHUB</w:t>
+      </w:r>
+    </w:p>
+    <w:p>
+      <w:hyperlink r:id="rId16" w:history="1">
+        <w:r>
+          <w:rPr>
+            <w:rStyle w:val="Hipervnculo"/>
+          </w:rPr>
+          <w:t>https://github.com/Cynthia21Morales/SIMULACION_CynthiaJasmineMT/blob/main/SIM-Tema-4/Actividad%204.1%20Mapa%20Mental_CynthiaMorales_SIM_7ISCM.docx</w:t>
+        </w:r>
+      </w:hyperlink>
     </w:p>
     <w:sectPr>
       <w:pgSz w:w="12240" w:h="15840"/>
@@ -12863,6 +12924,29 @@
       </w:tcPr>
     </w:tblStylePr>
   </w:style>
+  <w:style w:type="character" w:styleId="Hipervnculo">
+    <w:name w:val="Hyperlink"/>
+    <w:basedOn w:val="Fuentedeprrafopredeter"/>
+    <w:uiPriority w:val="99"/>
+    <w:unhideWhenUsed/>
+    <w:rsid w:val="00DD5270"/>
+    <w:rPr>
+      <w:color w:val="0000FF" w:themeColor="hyperlink"/>
+      <w:u w:val="single"/>
+    </w:rPr>
+  </w:style>
+  <w:style w:type="character" w:styleId="Mencinsinresolver">
+    <w:name w:val="Unresolved Mention"/>
+    <w:basedOn w:val="Fuentedeprrafopredeter"/>
+    <w:uiPriority w:val="99"/>
+    <w:semiHidden/>
+    <w:unhideWhenUsed/>
+    <w:rsid w:val="00DD5270"/>
+    <w:rPr>
+      <w:color w:val="605E5C"/>
+      <w:shd w:val="clear" w:color="auto" w:fill="E1DFDD"/>
+    </w:rPr>
+  </w:style>
 </w:styles>
 </file>
 
